--- a/Hoàng/2025/T6/NGÂN HÀNG NÔNG NGHIỆP VÀ PHÁT TRIỂN NÔNG THÔN VIỆT NAM - CHI NHÁNH CHỢ MỚI NAM ĐÀ NẴNG (105-2025) (TB 67-2025)/THÔNG BÁO GỬI ĐV - AGRIBANK CHỢ MỚI 2025.docx
+++ b/Hoàng/2025/T6/NGÂN HÀNG NÔNG NGHIỆP VÀ PHÁT TRIỂN NÔNG THÔN VIỆT NAM - CHI NHÁNH CHỢ MỚI NAM ĐÀ NẴNG (105-2025) (TB 67-2025)/THÔNG BÁO GỬI ĐV - AGRIBANK CHỢ MỚI 2025.docx
@@ -207,19 +207,7 @@
           <w:sz w:val="24"/>
           <w:szCs w:val="24"/>
         </w:rPr>
-        <w:t>Ngân Hàng Nông Nghiệp Và Phát Triển Nông Thôn Việt Nam - Chi Nhánh Chợ Mới Nam Đà Nẵng</w:t>
-      </w:r>
-      <w:r>
-        <w:rPr>
-          <w:rFonts w:ascii="Times New Roman" w:eastAsia="Times New Roman" w:hAnsi="Times New Roman" w:cs="Times New Roman"/>
-          <w:b/>
-          <w:bCs/>
-          <w:i/>
-          <w:iCs/>
-          <w:sz w:val="24"/>
-          <w:szCs w:val="24"/>
-        </w:rPr>
-        <w:t xml:space="preserve"> </w:t>
+        <w:t xml:space="preserve">Ngân Hàng Nông Nghiệp Và Phát Triển Nông Thôn Việt Nam - Chi Nhánh Chợ Mới Nam Đà Nẵng </w:t>
       </w:r>
       <w:r>
         <w:rPr>
@@ -574,7 +562,7 @@
               <w:rPr>
                 <w:rFonts w:ascii="Times New Roman" w:hAnsi="Times New Roman" w:cs="Times New Roman"/>
               </w:rPr>
-              <w:t>Ngân Hàng Nông Nghiệp Và Phát Triển Nông Thôn Việt Nam - Chi Nhánh Chợ Mới Nam Đà Nẵng</w:t>
+              <w:t>304 Trưng Nữ Vương, Phường Bình Thuận, Quận Hải Châu, Thành phố Đà Nẵng, Việt Nam</w:t>
             </w:r>
           </w:p>
         </w:tc>
@@ -877,6 +865,12 @@
                 <w:rFonts w:ascii="Times New Roman" w:hAnsi="Times New Roman" w:cs="Times New Roman"/>
               </w:rPr>
             </w:pPr>
+            <w:r>
+              <w:rPr>
+                <w:rFonts w:ascii="Times New Roman" w:hAnsi="Times New Roman" w:cs="Times New Roman"/>
+              </w:rPr>
+              <w:t>Từ ngày 07/06 đến 15/06/2025</w:t>
+            </w:r>
           </w:p>
         </w:tc>
         <w:tc>
@@ -1170,36 +1164,8 @@
           </w:p>
         </w:tc>
       </w:tr>
-      <w:bookmarkEnd w:id="1"/>
     </w:tbl>
-    <w:p>
-      <w:pPr>
-        <w:spacing w:after="60" w:line="360" w:lineRule="auto"/>
-        <w:jc w:val="both"/>
-        <w:rPr>
-          <w:rFonts w:ascii="Times New Roman" w:eastAsia="Times New Roman" w:hAnsi="Times New Roman" w:cs="Times New Roman"/>
-          <w:b/>
-          <w:bCs/>
-          <w:sz w:val="24"/>
-          <w:szCs w:val="24"/>
-          <w:lang w:val="nl-NL"/>
-        </w:rPr>
-      </w:pPr>
-    </w:p>
-    <w:p>
-      <w:pPr>
-        <w:spacing w:before="60" w:after="60" w:line="360" w:lineRule="auto"/>
-        <w:jc w:val="both"/>
-        <w:rPr>
-          <w:rFonts w:ascii="Times New Roman" w:eastAsia="Times New Roman" w:hAnsi="Times New Roman" w:cs="Times New Roman"/>
-          <w:b/>
-          <w:bCs/>
-          <w:sz w:val="24"/>
-          <w:szCs w:val="24"/>
-          <w:u w:val="single"/>
-        </w:rPr>
-      </w:pPr>
-    </w:p>
+    <w:bookmarkEnd w:id="1"/>
     <w:p>
       <w:pPr>
         <w:spacing w:before="60" w:after="60" w:line="360" w:lineRule="auto"/>
@@ -1976,7 +1942,37 @@
                                   </w14:srgbClr>
                                 </w14:shadow>
                               </w:rPr>
-                              <w:t>NVKD Nguyễn Bá Đức Hoàng</w:t>
+                              <w:t>TPKD</w:t>
+                            </w:r>
+                            <w:r>
+                              <w:rPr>
+                                <w:rFonts w:ascii="Times New Roman" w:eastAsia="Times New Roman" w:hAnsi="Times New Roman" w:cs="Times New Roman"/>
+                                <w:b/>
+                                <w:color w:val="538135" w:themeColor="accent6" w:themeShade="BF"/>
+                                <w:sz w:val="24"/>
+                                <w:szCs w:val="24"/>
+                                <w14:shadow w14:blurRad="63500" w14:dist="50800" w14:dir="18900000" w14:sx="0" w14:sy="0" w14:kx="0" w14:ky="0" w14:algn="none">
+                                  <w14:srgbClr w14:val="000000">
+                                    <w14:alpha w14:val="50000"/>
+                                  </w14:srgbClr>
+                                </w14:shadow>
+                              </w:rPr>
+                              <w:t xml:space="preserve"> Nguyễn </w:t>
+                            </w:r>
+                            <w:r>
+                              <w:rPr>
+                                <w:rFonts w:ascii="Times New Roman" w:eastAsia="Times New Roman" w:hAnsi="Times New Roman" w:cs="Times New Roman"/>
+                                <w:b/>
+                                <w:color w:val="538135" w:themeColor="accent6" w:themeShade="BF"/>
+                                <w:sz w:val="24"/>
+                                <w:szCs w:val="24"/>
+                                <w14:shadow w14:blurRad="63500" w14:dist="50800" w14:dir="18900000" w14:sx="0" w14:sy="0" w14:kx="0" w14:ky="0" w14:algn="none">
+                                  <w14:srgbClr w14:val="000000">
+                                    <w14:alpha w14:val="50000"/>
+                                  </w14:srgbClr>
+                                </w14:shadow>
+                              </w:rPr>
+                              <w:t>Thị Xuân Sương</w:t>
                             </w:r>
                             <w:r>
                               <w:rPr>
@@ -2006,7 +2002,7 @@
                                   </w14:srgbClr>
                                 </w14:shadow>
                               </w:rPr>
-                              <w:t>0913.599.444</w:t>
+                              <w:t>0935 345 693</w:t>
                             </w:r>
                           </w:p>
                           <w:p>
@@ -2135,7 +2131,37 @@
                             </w14:srgbClr>
                           </w14:shadow>
                         </w:rPr>
-                        <w:t>NVKD Nguyễn Bá Đức Hoàng</w:t>
+                        <w:t>TPKD</w:t>
+                      </w:r>
+                      <w:r>
+                        <w:rPr>
+                          <w:rFonts w:ascii="Times New Roman" w:eastAsia="Times New Roman" w:hAnsi="Times New Roman" w:cs="Times New Roman"/>
+                          <w:b/>
+                          <w:color w:val="538135" w:themeColor="accent6" w:themeShade="BF"/>
+                          <w:sz w:val="24"/>
+                          <w:szCs w:val="24"/>
+                          <w14:shadow w14:blurRad="63500" w14:dist="50800" w14:dir="18900000" w14:sx="0" w14:sy="0" w14:kx="0" w14:ky="0" w14:algn="none">
+                            <w14:srgbClr w14:val="000000">
+                              <w14:alpha w14:val="50000"/>
+                            </w14:srgbClr>
+                          </w14:shadow>
+                        </w:rPr>
+                        <w:t xml:space="preserve"> Nguyễn </w:t>
+                      </w:r>
+                      <w:r>
+                        <w:rPr>
+                          <w:rFonts w:ascii="Times New Roman" w:eastAsia="Times New Roman" w:hAnsi="Times New Roman" w:cs="Times New Roman"/>
+                          <w:b/>
+                          <w:color w:val="538135" w:themeColor="accent6" w:themeShade="BF"/>
+                          <w:sz w:val="24"/>
+                          <w:szCs w:val="24"/>
+                          <w14:shadow w14:blurRad="63500" w14:dist="50800" w14:dir="18900000" w14:sx="0" w14:sy="0" w14:kx="0" w14:ky="0" w14:algn="none">
+                            <w14:srgbClr w14:val="000000">
+                              <w14:alpha w14:val="50000"/>
+                            </w14:srgbClr>
+                          </w14:shadow>
+                        </w:rPr>
+                        <w:t>Thị Xuân Sương</w:t>
                       </w:r>
                       <w:r>
                         <w:rPr>
@@ -2165,7 +2191,7 @@
                             </w14:srgbClr>
                           </w14:shadow>
                         </w:rPr>
-                        <w:t>0913.599.444</w:t>
+                        <w:t>0935 345 693</w:t>
                       </w:r>
                     </w:p>
                     <w:p>
@@ -2572,7 +2598,25 @@
                               <w:b/>
                               <w:color w:val="1F4E79" w:themeColor="accent1" w:themeShade="80"/>
                             </w:rPr>
-                            <w:t>Đống Đa, P.Thanh Bình, Q. Hải Châu, TP. Đà Nẵng.</w:t>
+                            <w:t xml:space="preserve">Đống Đa, </w:t>
+                          </w:r>
+                          <w:proofErr w:type="gramStart"/>
+                          <w:r>
+                            <w:rPr>
+                              <w:rFonts w:ascii="Times New Roman" w:hAnsi="Times New Roman" w:cs="Times New Roman"/>
+                              <w:b/>
+                              <w:color w:val="1F4E79" w:themeColor="accent1" w:themeShade="80"/>
+                            </w:rPr>
+                            <w:t>P.Thanh</w:t>
+                          </w:r>
+                          <w:proofErr w:type="gramEnd"/>
+                          <w:r>
+                            <w:rPr>
+                              <w:rFonts w:ascii="Times New Roman" w:hAnsi="Times New Roman" w:cs="Times New Roman"/>
+                              <w:b/>
+                              <w:color w:val="1F4E79" w:themeColor="accent1" w:themeShade="80"/>
+                            </w:rPr>
+                            <w:t xml:space="preserve"> Bình, Q. Hải Châu, TP. Đà Nẵng.</w:t>
                           </w:r>
                         </w:p>
                         <w:p>
@@ -2796,7 +2840,7 @@
         <v:path o:extrusionok="f" gradientshapeok="t" o:connecttype="rect"/>
         <o:lock v:ext="edit" aspectratio="t"/>
       </v:shapetype>
-      <v:shape id="_x0000_i1045" type="#_x0000_t75" style="width:11.2pt;height:11.2pt" o:bullet="t">
+      <v:shape id="_x0000_i1036" type="#_x0000_t75" style="width:11.25pt;height:11.25pt" o:bullet="t">
         <v:imagedata r:id="rId1" o:title="mso1392"/>
       </v:shape>
     </w:pict>
@@ -3952,7 +3996,6 @@
   <w:style w:type="character" w:default="1" w:styleId="DefaultParagraphFont">
     <w:name w:val="Default Paragraph Font"/>
     <w:uiPriority w:val="1"/>
-    <w:semiHidden/>
     <w:unhideWhenUsed/>
   </w:style>
   <w:style w:type="table" w:default="1" w:styleId="TableNormal">
